--- a/templates/_Cession_SARLAU/PV-AGE-Cession_A_Template.docx
+++ b/templates/_Cession_SARLAU/PV-AGE-Cession_A_Template.docx
@@ -78,7 +78,7 @@
           <w:b w:val="1"/>
           <w:bCs w:val="1"/>
         </w:rPr>
-        <w:t xml:space="preserve">PROCÈS-VERBAL DE L'ASSEMBLÉE GÉNÉRALE ORDINAIRE DE L'ASSOCIÉ UNIQUE</w:t>
+        <w:t xml:space="preserve">PROCÈS-VERBAL DES DÉCISIONS DE L'ASSOCIÉ UNIQUE</w:t>
       </w:r>
     </w:p>
     <w:p>
@@ -118,7 +118,7 @@
           <w:sz w:val="22"/>
           <w:szCs w:val="22"/>
         </w:rPr>
-        <w:t xml:space="preserve">L'an deux mille {{ ANNEE }}, le {{ CESSION_DATE }}, l'Associé Unique de la société {{ SOCIETE_RAISON_SOCIALE }}, s'est reuni en Assemblée Générale Ordinaire au siège social.</w:t>
+        <w:t xml:space="preserve">L'an deux mille {{ ANNEE }}, le {{ CESSION_DATE }}, l'Associé Unique de la société {{ SOCIETE_RAISON_SOCIALE }}, a pris les décisions suivantes au siège social.</w:t>
       </w:r>
     </w:p>
     <w:p>

--- a/templates/_Cession_SARLAU/PV-AGE-Cession_A_Template.docx
+++ b/templates/_Cession_SARLAU/PV-AGE-Cession_A_Template.docx
@@ -171,6 +171,10 @@
         <w:rPr>
           <w:sz w:val="22"/>
           <w:szCs w:val="22"/>
+          <w:sz w:val="26"/>
+          <w:szCs w:val="26"/>
+          <w:b w:val="1"/>
+          <w:bCs w:val="1"/>
         </w:rPr>
         <w:t xml:space="preserve">{{ PV_TITLE_1 }}</w:t>
       </w:r>
@@ -191,6 +195,10 @@
         <w:rPr>
           <w:sz w:val="22"/>
           <w:szCs w:val="22"/>
+          <w:sz w:val="26"/>
+          <w:szCs w:val="26"/>
+          <w:b w:val="1"/>
+          <w:bCs w:val="1"/>
         </w:rPr>
         <w:t xml:space="preserve">{{ PV_TITLE_2 }}</w:t>
       </w:r>
@@ -211,6 +219,10 @@
         <w:rPr>
           <w:sz w:val="22"/>
           <w:szCs w:val="22"/>
+          <w:sz w:val="26"/>
+          <w:szCs w:val="26"/>
+          <w:b w:val="1"/>
+          <w:bCs w:val="1"/>
         </w:rPr>
         <w:t xml:space="preserve">{{ PV_TITLE_3 }}</w:t>
       </w:r>
@@ -231,6 +243,10 @@
         <w:rPr>
           <w:sz w:val="22"/>
           <w:szCs w:val="22"/>
+          <w:sz w:val="26"/>
+          <w:szCs w:val="26"/>
+          <w:b w:val="1"/>
+          <w:bCs w:val="1"/>
         </w:rPr>
         <w:t xml:space="preserve">{{ PV_TITLE_4 }}</w:t>
       </w:r>

--- a/templates/_Cession_SARLAU/PV-AGE-Cession_A_Template.docx
+++ b/templates/_Cession_SARLAU/PV-AGE-Cession_A_Template.docx
@@ -161,16 +161,6 @@
         <w:rPr>
           <w:sz w:val="22"/>
           <w:szCs w:val="22"/>
-        </w:rPr>
-        <w:t xml:space="preserve">{{ PV_RESOLUTION_1 }}</w:t>
-      </w:r>
-    </w:p>
-    <w:p>
-      <w:pPr/>
-      <w:r>
-        <w:rPr>
-          <w:sz w:val="22"/>
-          <w:szCs w:val="22"/>
           <w:sz w:val="26"/>
           <w:szCs w:val="26"/>
           <w:b w:val="1"/>
@@ -186,7 +176,7 @@
           <w:sz w:val="22"/>
           <w:szCs w:val="22"/>
         </w:rPr>
-        <w:t xml:space="preserve">{{ PV_RESOLUTION_2 }}</w:t>
+        <w:t xml:space="preserve">{{ PV_RESOLUTION_1 }}</w:t>
       </w:r>
     </w:p>
     <w:p>
@@ -210,7 +200,7 @@
           <w:sz w:val="22"/>
           <w:szCs w:val="22"/>
         </w:rPr>
-        <w:t xml:space="preserve">{{ PV_RESOLUTION_3 }}</w:t>
+        <w:t xml:space="preserve">{{ PV_RESOLUTION_2 }}</w:t>
       </w:r>
     </w:p>
     <w:p>
@@ -234,7 +224,7 @@
           <w:sz w:val="22"/>
           <w:szCs w:val="22"/>
         </w:rPr>
-        <w:t xml:space="preserve">{{ PV_RESOLUTION_4 }}</w:t>
+        <w:t xml:space="preserve">{{ PV_RESOLUTION_3 }}</w:t>
       </w:r>
     </w:p>
     <w:p>
@@ -249,6 +239,16 @@
           <w:bCs w:val="1"/>
         </w:rPr>
         <w:t xml:space="preserve">{{ PV_TITLE_4 }}</w:t>
+      </w:r>
+    </w:p>
+    <w:p>
+      <w:pPr/>
+      <w:r>
+        <w:rPr>
+          <w:sz w:val="22"/>
+          <w:szCs w:val="22"/>
+        </w:rPr>
+        <w:t xml:space="preserve">{{ PV_RESOLUTION_4 }}</w:t>
       </w:r>
     </w:p>
     <w:p>
